--- a/policies/build/masters/PRE.1_v2_master.docx
+++ b/policies/build/masters/PRE.1_v2_master.docx
@@ -11,40 +11,25 @@
         <w:rPr>
           <w:b/>
           <w:bCs/>
+          <w:sz w:val="28"/>
+          <w:szCs w:val="28"/>
+        </w:rPr>
+        <w:t>Policy on Patient and Family Rights and Responsibilities</w:t>
+      </w:r>
+    </w:p>
+    <w:p>
+      <w:pPr>
+        <w:spacing w:after="60"/>
+        <w:jc w:val="center"/>
+      </w:pPr>
+      <w:r>
+        <w:rPr>
+          <w:b/>
+          <w:bCs/>
           <w:sz w:val="32"/>
           <w:szCs w:val="32"/>
         </w:rPr>
         <w:t xml:space="preserve">«Hospital Name»</w:t>
-      </w:r>
-    </w:p>
-    <w:p>
-      <w:pPr>
-        <w:spacing w:after="60"/>
-        <w:jc w:val="center"/>
-      </w:pPr>
-      <w:r>
-        <w:rPr>
-          <w:b/>
-          <w:bCs/>
-          <w:sz w:val="28"/>
-          <w:szCs w:val="28"/>
-        </w:rPr>
-        <w:t xml:space="preserve">Patient and Family Rights and Responsibilities</w:t>
-      </w:r>
-    </w:p>
-    <w:p>
-      <w:pPr>
-        <w:spacing w:after="240"/>
-        <w:jc w:val="center"/>
-      </w:pPr>
-      <w:r>
-        <w:rPr>
-          <w:i/>
-          <w:iCs/>
-          <w:sz w:val="20"/>
-          <w:szCs w:val="20"/>
-        </w:rPr>
-        <w:t xml:space="preserve">Patient and family rights at entry and through care. Not a commentary on NABH objective elements.</w:t>
       </w:r>
     </w:p>
     <w:p>
@@ -3165,214 +3150,6 @@
         </w:tc>
       </w:tr>
     </w:tbl>
-    <w:p>
-      <w:pPr>
-        <w:pStyle w:val="Heading1"/>
-        <w:spacing w:after="120" w:before="280"/>
-      </w:pPr>
-      <w:r>
-        <w:t xml:space="preserve">9. References</w:t>
-      </w:r>
-    </w:p>
-    <w:p>
-      <w:pPr>
-        <w:pStyle w:val="ListParagraph"/>
-        <w:numPr>
-          <w:ilvl w:val="0"/>
-          <w:numId w:val="1"/>
-        </w:numPr>
-        <w:spacing w:after="60"/>
-      </w:pPr>
-      <w:r>
-        <w:rPr>
-          <w:sz w:val="22"/>
-          <w:szCs w:val="22"/>
-        </w:rPr>
-        <w:t xml:space="preserve">National Accreditation Board for Hospitals and Healthcare Providers (NABH), Standards for Small Healthcare Organisations, 3rd Edition — Patient Rights and Education chapter, standard PRE.1 (this policy is written so those requirements are met in day-to-day work; it is not a commentary on the standard).</w:t>
-      </w:r>
-    </w:p>
-    <w:p>
-      <w:pPr>
-        <w:pStyle w:val="ListParagraph"/>
-        <w:numPr>
-          <w:ilvl w:val="0"/>
-          <w:numId w:val="1"/>
-        </w:numPr>
-        <w:spacing w:after="60"/>
-      </w:pPr>
-      <w:r>
-        <w:rPr>
-          <w:sz w:val="22"/>
-          <w:szCs w:val="22"/>
-        </w:rPr>
-        <w:t xml:space="preserve">Human rights and health, World Health Organization (2017) — chapter 9; a framework for why a rights document exists; not pasted as this hospital's charter.</w:t>
-      </w:r>
-    </w:p>
-    <w:p>
-      <w:pPr>
-        <w:pStyle w:val="ListParagraph"/>
-        <w:numPr>
-          <w:ilvl w:val="0"/>
-          <w:numId w:val="1"/>
-        </w:numPr>
-        <w:spacing w:after="60"/>
-      </w:pPr>
-      <w:r>
-        <w:rPr>
-          <w:sz w:val="22"/>
-          <w:szCs w:val="22"/>
-        </w:rPr>
-        <w:t xml:space="preserve">Olejarczyk JP and Young M, Patient Rights and Ethics (2021) — chapter 15; context for rights as an ethical and clinical practice, not a protocol.</w:t>
-      </w:r>
-    </w:p>
-    <w:p>
-      <w:pPr>
-        <w:pStyle w:val="ListParagraph"/>
-        <w:numPr>
-          <w:ilvl w:val="0"/>
-          <w:numId w:val="1"/>
-        </w:numPr>
-        <w:spacing w:after="60"/>
-      </w:pPr>
-      <w:r>
-        <w:rPr>
-          <w:sz w:val="22"/>
-          <w:szCs w:val="22"/>
-        </w:rPr>
-        <w:t xml:space="preserve">Internal documents of «Hospital Name»: the documented rights and responsibilities set; display boards; awareness and promotion methods; violation log; leadership-review records; PRE.2 beliefs-values-and-decision-making policy; PRE.3–PRE.6 sibling policies; AAC.2 registration policy.</w:t>
-      </w:r>
-    </w:p>
-    <w:p>
-      <w:pPr>
-        <w:pStyle w:val="Heading1"/>
-        <w:spacing w:after="120" w:before="280"/>
-      </w:pPr>
-      <w:r>
-        <w:t xml:space="preserve">10. Distribution</w:t>
-      </w:r>
-    </w:p>
-    <w:p>
-      <w:pPr>
-        <w:spacing w:after="140"/>
-      </w:pPr>
-      <w:r>
-        <w:rPr>
-          <w:sz w:val="22"/>
-          <w:szCs w:val="22"/>
-        </w:rPr>
-        <w:t xml:space="preserve">Official master copy: office of the Medical Superintendent, «Hospital Name», with the «Patient Rights Officer» and the Quality Coordinator.</w:t>
-      </w:r>
-    </w:p>
-    <w:p>
-      <w:pPr>
-        <w:spacing w:after="140"/>
-      </w:pPr>
-      <w:r>
-        <w:rPr>
-          <w:sz w:val="22"/>
-          <w:szCs w:val="22"/>
-        </w:rPr>
-        <w:t xml:space="preserve">Copies issued to: registration and front office; every out-patient and emergency point of entry; every in-patient ward; nursing administration; billing desk.</w:t>
-      </w:r>
-    </w:p>
-    <w:p>
-      <w:pPr>
-        <w:spacing w:after="140"/>
-      </w:pPr>
-      <w:r>
-        <w:rPr>
-          <w:sz w:val="22"/>
-          <w:szCs w:val="22"/>
-        </w:rPr>
-        <w:t xml:space="preserve">The current version is available to all staff at the «front-office policy file» and, if the hospital keeps an intranet, at the «staff intranet / policies».</w:t>
-      </w:r>
-    </w:p>
-    <w:p>
-      <w:pPr>
-        <w:spacing w:after="140"/>
-      </w:pPr>
-      <w:r>
-        <w:rPr>
-          <w:sz w:val="22"/>
-          <w:szCs w:val="22"/>
-        </w:rPr>
-        <w:t xml:space="preserve">The documented rights set and the violation-report method are held at points of entry and on the wards.</w:t>
-      </w:r>
-    </w:p>
-    <w:p>
-      <w:pPr>
-        <w:spacing w:after="140"/>
-      </w:pPr>
-      <w:r>
-        <w:rPr>
-          <w:sz w:val="22"/>
-          <w:szCs w:val="22"/>
-        </w:rPr>
-        <w:t xml:space="preserve">When a new version is issued, take old copies out of use. The Quality Coordinator keeps one dated copy of each old version.</w:t>
-      </w:r>
-    </w:p>
-    <w:p>
-      <w:pPr>
-        <w:pStyle w:val="Heading1"/>
-        <w:spacing w:after="120" w:before="280"/>
-      </w:pPr>
-      <w:r>
-        <w:t xml:space="preserve">11. Abbreviations</w:t>
-      </w:r>
-    </w:p>
-    <w:p>
-      <w:pPr>
-        <w:spacing w:after="140"/>
-      </w:pPr>
-      <w:r>
-        <w:rPr>
-          <w:sz w:val="22"/>
-          <w:szCs w:val="22"/>
-        </w:rPr>
-        <w:t xml:space="preserve">CAPA — corrective and preventive action
-NABH — National Accreditation Board for Hospitals and Healthcare Providers
-OE — objective element (a measurable part of a NABH standard)
-PRE — Patient Rights and Education (NABH SHCO chapter 4)
-RCA — root-cause analysis
-SHCO — Standards for Small Healthcare Organisations
-WHO — World Health Organization</w:t>
-      </w:r>
-    </w:p>
-    <w:p>
-      <w:pPr>
-        <w:spacing w:after="140"/>
-      </w:pPr>
-      <w:r>
-        <w:rPr>
-          <w:sz w:val="22"/>
-          <w:szCs w:val="22"/>
-        </w:rPr>
-        <w:t xml:space="preserve">Patient Rights Officer — the named lead who holds the documented set, display, awareness, promotion and violation-report mechanism</w:t>
-      </w:r>
-    </w:p>
-    <w:p>
-      <w:pPr>
-        <w:pStyle w:val="Heading1"/>
-        <w:spacing w:after="120" w:before="280"/>
-      </w:pPr>
-      <w:r>
-        <w:t xml:space="preserve">12. Traceability to NABH SHCO 3rd Edition PRE.1</w:t>
-      </w:r>
-    </w:p>
-    <w:p>
-      <w:pPr>
-        <w:spacing w:after="120"/>
-      </w:pPr>
-      <w:r>
-        <w:rPr>
-          <w:i/>
-          <w:iCs/>
-          <w:sz w:val="20"/>
-          <w:szCs w:val="20"/>
-        </w:rPr>
-        <w:t xml:space="preserve">This table is an index. It is not how the policy is organised.</w:t>
-      </w:r>
-    </w:p>
     <w:tbl>
       <w:tblPr>
         <w:tblW w:type="pct" w:w="100%"/>
@@ -3942,7 +3719,115 @@
         <w:spacing w:after="120" w:before="280"/>
       </w:pPr>
       <w:r>
-        <w:t xml:space="preserve">13. Required Records / Evidence Checklist</w:t>
+        <w:t>9. Distribution</w:t>
+      </w:r>
+    </w:p>
+    <w:p>
+      <w:pPr>
+        <w:spacing w:after="140"/>
+      </w:pPr>
+      <w:r>
+        <w:rPr>
+          <w:sz w:val="22"/>
+          <w:szCs w:val="22"/>
+        </w:rPr>
+        <w:t xml:space="preserve">Official master copy: office of the Medical Superintendent, «Hospital Name», with the «Patient Rights Officer» and the Quality Coordinator.</w:t>
+      </w:r>
+    </w:p>
+    <w:p>
+      <w:pPr>
+        <w:spacing w:after="140"/>
+      </w:pPr>
+      <w:r>
+        <w:rPr>
+          <w:sz w:val="22"/>
+          <w:szCs w:val="22"/>
+        </w:rPr>
+        <w:t xml:space="preserve">Copies issued to: registration and front office; every out-patient and emergency point of entry; every in-patient ward; nursing administration; billing desk.</w:t>
+      </w:r>
+    </w:p>
+    <w:p>
+      <w:pPr>
+        <w:spacing w:after="140"/>
+      </w:pPr>
+      <w:r>
+        <w:rPr>
+          <w:sz w:val="22"/>
+          <w:szCs w:val="22"/>
+        </w:rPr>
+        <w:t xml:space="preserve">The current version is available to all staff at the «front-office policy file» and, if the hospital keeps an intranet, at the «staff intranet / policies».</w:t>
+      </w:r>
+    </w:p>
+    <w:p>
+      <w:pPr>
+        <w:spacing w:after="140"/>
+      </w:pPr>
+      <w:r>
+        <w:rPr>
+          <w:sz w:val="22"/>
+          <w:szCs w:val="22"/>
+        </w:rPr>
+        <w:t xml:space="preserve">The documented rights set and the violation-report method are held at points of entry and on the wards.</w:t>
+      </w:r>
+    </w:p>
+    <w:p>
+      <w:pPr>
+        <w:spacing w:after="140"/>
+      </w:pPr>
+      <w:r>
+        <w:rPr>
+          <w:sz w:val="22"/>
+          <w:szCs w:val="22"/>
+        </w:rPr>
+        <w:t xml:space="preserve">When a new version is issued, take old copies out of use. The Quality Coordinator keeps one dated copy of each old version.</w:t>
+      </w:r>
+    </w:p>
+    <w:p>
+      <w:pPr>
+        <w:pStyle w:val="Heading1"/>
+        <w:spacing w:after="120" w:before="280"/>
+      </w:pPr>
+      <w:r>
+        <w:t>10. Abbreviations</w:t>
+      </w:r>
+    </w:p>
+    <w:p>
+      <w:pPr>
+        <w:spacing w:after="140"/>
+      </w:pPr>
+      <w:r>
+        <w:rPr>
+          <w:sz w:val="22"/>
+          <w:szCs w:val="22"/>
+        </w:rPr>
+        <w:t xml:space="preserve">CAPA — corrective and preventive action
+NABH — National Accreditation Board for Hospitals and Healthcare Providers
+OE — objective element (a measurable part of a NABH standard)
+PRE — Patient Rights and Education (NABH SHCO chapter 4)
+RCA — root-cause analysis
+SHCO — Standards for Small Healthcare Organisations
+WHO — World Health Organization</w:t>
+      </w:r>
+    </w:p>
+    <w:p>
+      <w:pPr>
+        <w:spacing w:after="140"/>
+      </w:pPr>
+      <w:r>
+        <w:rPr>
+          <w:sz w:val="22"/>
+          <w:szCs w:val="22"/>
+        </w:rPr>
+        <w:t xml:space="preserve">Patient Rights Officer — the named lead who holds the documented set, display, awareness, promotion and violation-report mechanism</w:t>
+      </w:r>
+    </w:p>
+    <w:p>
+      <w:pPr>
+        <w:pStyle w:val="Heading1"/>
+        <w:spacing w:after="120" w:before="280"/>
+      </w:pPr>
+      <w:r>
+        <w:t>11. Traceability to NABH SHCO 3rd Edition PRE.1</w:t>
       </w:r>
     </w:p>
     <w:p>
@@ -3956,6 +3841,29 @@
           <w:sz w:val="20"/>
           <w:szCs w:val="20"/>
         </w:rPr>
+        <w:t xml:space="preserve">This table is an index. It is not how the policy is organised.</w:t>
+      </w:r>
+    </w:p>
+    <w:p>
+      <w:pPr>
+        <w:pStyle w:val="Heading1"/>
+        <w:spacing w:after="120" w:before="280"/>
+      </w:pPr>
+      <w:r>
+        <w:t>12. Required Records / Evidence Checklist</w:t>
+      </w:r>
+    </w:p>
+    <w:p>
+      <w:pPr>
+        <w:spacing w:after="120"/>
+      </w:pPr>
+      <w:r>
+        <w:rPr>
+          <w:i/>
+          <w:iCs/>
+          <w:sz w:val="20"/>
+          <w:szCs w:val="20"/>
+        </w:rPr>
         <w:t xml:space="preserve">Records the hospital holds under this policy, listed by objective element.</w:t>
       </w:r>
     </w:p>
@@ -4342,6 +4250,83 @@
           <w:szCs w:val="22"/>
         </w:rPr>
         <w:t xml:space="preserve">Evidence that rights violations not lodged as PRE.6 complaints still reached leadership review.</w:t>
+      </w:r>
+    </w:p>
+    <w:p>
+      <w:pPr>
+        <w:pStyle w:val="Heading1"/>
+        <w:spacing w:after="120" w:before="280"/>
+      </w:pPr>
+      <w:r>
+        <w:t>13. References</w:t>
+      </w:r>
+    </w:p>
+    <w:p>
+      <w:pPr>
+        <w:pStyle w:val="ListParagraph"/>
+        <w:numPr>
+          <w:ilvl w:val="0"/>
+          <w:numId w:val="1"/>
+        </w:numPr>
+        <w:spacing w:after="60"/>
+      </w:pPr>
+      <w:r>
+        <w:rPr>
+          <w:sz w:val="22"/>
+          <w:szCs w:val="22"/>
+        </w:rPr>
+        <w:t xml:space="preserve">National Accreditation Board for Hospitals and Healthcare Providers (NABH), Standards for Small Healthcare Organisations, 3rd Edition — Patient Rights and Education chapter, standard PRE.1 (this policy is written so those requirements are met in day-to-day work; it is not a commentary on the standard).</w:t>
+      </w:r>
+    </w:p>
+    <w:p>
+      <w:pPr>
+        <w:pStyle w:val="ListParagraph"/>
+        <w:numPr>
+          <w:ilvl w:val="0"/>
+          <w:numId w:val="1"/>
+        </w:numPr>
+        <w:spacing w:after="60"/>
+      </w:pPr>
+      <w:r>
+        <w:rPr>
+          <w:sz w:val="22"/>
+          <w:szCs w:val="22"/>
+        </w:rPr>
+        <w:t xml:space="preserve">Human rights and health, World Health Organization (2017) — chapter 9; a framework for why a rights document exists; not pasted as this hospital's charter.</w:t>
+      </w:r>
+    </w:p>
+    <w:p>
+      <w:pPr>
+        <w:pStyle w:val="ListParagraph"/>
+        <w:numPr>
+          <w:ilvl w:val="0"/>
+          <w:numId w:val="1"/>
+        </w:numPr>
+        <w:spacing w:after="60"/>
+      </w:pPr>
+      <w:r>
+        <w:rPr>
+          <w:sz w:val="22"/>
+          <w:szCs w:val="22"/>
+        </w:rPr>
+        <w:t xml:space="preserve">Olejarczyk JP and Young M, Patient Rights and Ethics (2021) — chapter 15; context for rights as an ethical and clinical practice, not a protocol.</w:t>
+      </w:r>
+    </w:p>
+    <w:p>
+      <w:pPr>
+        <w:pStyle w:val="ListParagraph"/>
+        <w:numPr>
+          <w:ilvl w:val="0"/>
+          <w:numId w:val="1"/>
+        </w:numPr>
+        <w:spacing w:after="60"/>
+      </w:pPr>
+      <w:r>
+        <w:rPr>
+          <w:sz w:val="22"/>
+          <w:szCs w:val="22"/>
+        </w:rPr>
+        <w:t xml:space="preserve">Internal documents of «Hospital Name»: the documented rights and responsibilities set; display boards; awareness and promotion methods; violation log; leadership-review records; PRE.2 beliefs-values-and-decision-making policy; PRE.3–PRE.6 sibling policies; AAC.2 registration policy.</w:t>
       </w:r>
     </w:p>
     <w:p>

--- a/policies/build/masters/PRE.1_v2_master.docx
+++ b/policies/build/masters/PRE.1_v2_master.docx
@@ -3167,6 +3167,7 @@
         <w:gridCol w:w="100"/>
         <w:gridCol w:w="100"/>
         <w:gridCol w:w="100"/>
+        <w:gridCol w:w="100"/>
       </w:tblGrid>
       <w:tr>
         <w:tc>
@@ -3194,6 +3195,26 @@
         </w:tc>
         <w:tc>
           <w:tcPr>
+            <w:tcW w:type="pct" w:w="12%"/>
+            <w:tcBorders>
+              <w:top w:val="single" w:color="999999" w:sz="4"/>
+              <w:left w:val="single" w:color="999999" w:sz="4"/>
+              <w:bottom w:val="single" w:color="999999" w:sz="4"/>
+              <w:right w:val="single" w:color="999999" w:sz="4"/>
+            </w:tcBorders>
+            <w:shd w:fill="E8E8E8" w:val="clear"/>
+          </w:tcPr>
+          <w:p>
+            <w:r>
+              <w:rPr>
+                <w:b/>
+              </w:rPr>
+              <w:t>Level</w:t>
+            </w:r>
+          </w:p>
+        </w:tc>
+        <w:tc>
+          <w:tcPr>
             <w:tcW w:type="pct" w:w="32%"/>
             <w:tcBorders>
               <w:top w:val="single" w:color="999999" w:sz="4"/>
@@ -3287,6 +3308,22 @@
         </w:tc>
         <w:tc>
           <w:tcPr>
+            <w:tcW w:type="pct" w:w="12%"/>
+            <w:tcBorders>
+              <w:top w:val="single" w:color="999999" w:sz="4"/>
+              <w:left w:val="single" w:color="999999" w:sz="4"/>
+              <w:bottom w:val="single" w:color="999999" w:sz="4"/>
+              <w:right w:val="single" w:color="999999" w:sz="4"/>
+            </w:tcBorders>
+          </w:tcPr>
+          <w:p>
+            <w:r>
+              <w:t>Commitment*</w:t>
+            </w:r>
+          </w:p>
+        </w:tc>
+        <w:tc>
+          <w:tcPr>
             <w:tcW w:type="pct" w:w="32%"/>
             <w:tcBorders>
               <w:top w:val="single" w:color="999999" w:sz="4"/>
@@ -3377,6 +3414,22 @@
         </w:tc>
         <w:tc>
           <w:tcPr>
+            <w:tcW w:type="pct" w:w="12%"/>
+            <w:tcBorders>
+              <w:top w:val="single" w:color="999999" w:sz="4"/>
+              <w:left w:val="single" w:color="999999" w:sz="4"/>
+              <w:bottom w:val="single" w:color="999999" w:sz="4"/>
+              <w:right w:val="single" w:color="999999" w:sz="4"/>
+            </w:tcBorders>
+          </w:tcPr>
+          <w:p>
+            <w:r>
+              <w:t>Achievement*</w:t>
+            </w:r>
+          </w:p>
+        </w:tc>
+        <w:tc>
+          <w:tcPr>
             <w:tcW w:type="pct" w:w="32%"/>
             <w:tcBorders>
               <w:top w:val="single" w:color="999999" w:sz="4"/>
@@ -3467,6 +3520,22 @@
         </w:tc>
         <w:tc>
           <w:tcPr>
+            <w:tcW w:type="pct" w:w="12%"/>
+            <w:tcBorders>
+              <w:top w:val="single" w:color="999999" w:sz="4"/>
+              <w:left w:val="single" w:color="999999" w:sz="4"/>
+              <w:bottom w:val="single" w:color="999999" w:sz="4"/>
+              <w:right w:val="single" w:color="999999" w:sz="4"/>
+            </w:tcBorders>
+          </w:tcPr>
+          <w:p>
+            <w:r>
+              <w:t>CORE</w:t>
+            </w:r>
+          </w:p>
+        </w:tc>
+        <w:tc>
+          <w:tcPr>
             <w:tcW w:type="pct" w:w="32%"/>
             <w:tcBorders>
               <w:top w:val="single" w:color="999999" w:sz="4"/>
@@ -3557,6 +3626,22 @@
         </w:tc>
         <w:tc>
           <w:tcPr>
+            <w:tcW w:type="pct" w:w="12%"/>
+            <w:tcBorders>
+              <w:top w:val="single" w:color="999999" w:sz="4"/>
+              <w:left w:val="single" w:color="999999" w:sz="4"/>
+              <w:bottom w:val="single" w:color="999999" w:sz="4"/>
+              <w:right w:val="single" w:color="999999" w:sz="4"/>
+            </w:tcBorders>
+          </w:tcPr>
+          <w:p>
+            <w:r>
+              <w:t>CORE</w:t>
+            </w:r>
+          </w:p>
+        </w:tc>
+        <w:tc>
+          <w:tcPr>
             <w:tcW w:type="pct" w:w="32%"/>
             <w:tcBorders>
               <w:top w:val="single" w:color="999999" w:sz="4"/>
@@ -3647,6 +3732,22 @@
         </w:tc>
         <w:tc>
           <w:tcPr>
+            <w:tcW w:type="pct" w:w="12%"/>
+            <w:tcBorders>
+              <w:top w:val="single" w:color="999999" w:sz="4"/>
+              <w:left w:val="single" w:color="999999" w:sz="4"/>
+              <w:bottom w:val="single" w:color="999999" w:sz="4"/>
+              <w:right w:val="single" w:color="999999" w:sz="4"/>
+            </w:tcBorders>
+          </w:tcPr>
+          <w:p>
+            <w:r>
+              <w:t>CORE</w:t>
+            </w:r>
+          </w:p>
+        </w:tc>
+        <w:tc>
+          <w:tcPr>
             <w:tcW w:type="pct" w:w="32%"/>
             <w:tcBorders>
               <w:top w:val="single" w:color="999999" w:sz="4"/>
@@ -3791,24 +3892,359 @@
         <w:t>10. Abbreviations</w:t>
       </w:r>
     </w:p>
-    <w:p>
-      <w:pPr>
-        <w:spacing w:after="140"/>
-      </w:pPr>
-      <w:r>
-        <w:rPr>
-          <w:sz w:val="22"/>
-          <w:szCs w:val="22"/>
-        </w:rPr>
-        <w:t xml:space="preserve">CAPA — corrective and preventive action
-NABH — National Accreditation Board for Hospitals and Healthcare Providers
-OE — objective element (a measurable part of a NABH standard)
-PRE — Patient Rights and Education (NABH SHCO chapter 4)
-RCA — root-cause analysis
-SHCO — Standards for Small Healthcare Organisations
-WHO — World Health Organization</w:t>
-      </w:r>
-    </w:p>
+    <w:tbl>
+      <w:tblPr>
+        <w:tblW w:type="pct" w:w="100%"/>
+        <w:tblBorders>
+          <w:top w:val="single" w:color="auto" w:sz="4"/>
+          <w:left w:val="single" w:color="auto" w:sz="4"/>
+          <w:bottom w:val="single" w:color="auto" w:sz="4"/>
+          <w:right w:val="single" w:color="auto" w:sz="4"/>
+          <w:insideH w:val="single" w:color="auto" w:sz="4"/>
+          <w:insideV w:val="single" w:color="auto" w:sz="4"/>
+        </w:tblBorders>
+      </w:tblPr>
+      <w:tblGrid>
+        <w:gridCol w:w="100"/>
+        <w:gridCol w:w="100"/>
+      </w:tblGrid>
+      <w:tr>
+        <w:tc>
+          <w:tcPr>
+            <w:tcW w:type="pct" w:w="22%"/>
+            <w:tcBorders>
+              <w:top w:val="single" w:color="999999" w:sz="4"/>
+              <w:left w:val="single" w:color="999999" w:sz="4"/>
+              <w:bottom w:val="single" w:color="999999" w:sz="4"/>
+              <w:right w:val="single" w:color="999999" w:sz="4"/>
+            </w:tcBorders>
+            <w:shd w:fill="E8E8E8" w:val="clear"/>
+          </w:tcPr>
+          <w:p>
+            <w:r>
+              <w:rPr>
+                <w:b/>
+              </w:rPr>
+              <w:t>Abbreviation</w:t>
+            </w:r>
+          </w:p>
+        </w:tc>
+        <w:tc>
+          <w:tcPr>
+            <w:tcW w:type="pct" w:w="22%"/>
+            <w:tcBorders>
+              <w:top w:val="single" w:color="999999" w:sz="4"/>
+              <w:left w:val="single" w:color="999999" w:sz="4"/>
+              <w:bottom w:val="single" w:color="999999" w:sz="4"/>
+              <w:right w:val="single" w:color="999999" w:sz="4"/>
+            </w:tcBorders>
+            <w:shd w:fill="E8E8E8" w:val="clear"/>
+          </w:tcPr>
+          <w:p>
+            <w:r>
+              <w:rPr>
+                <w:b/>
+              </w:rPr>
+              <w:t>Meaning</w:t>
+            </w:r>
+          </w:p>
+        </w:tc>
+      </w:tr>
+      <w:tr>
+        <w:tc>
+          <w:tcPr>
+            <w:tcW w:type="pct" w:w="22%"/>
+            <w:tcBorders>
+              <w:top w:val="single" w:color="999999" w:sz="4"/>
+              <w:left w:val="single" w:color="999999" w:sz="4"/>
+              <w:bottom w:val="single" w:color="999999" w:sz="4"/>
+              <w:right w:val="single" w:color="999999" w:sz="4"/>
+            </w:tcBorders>
+            <w:shd w:fill="E8E8E8" w:val="clear"/>
+          </w:tcPr>
+          <w:p>
+            <w:r>
+              <w:rPr>
+                <w:b w:val="0"/>
+              </w:rPr>
+              <w:t>CAPA</w:t>
+            </w:r>
+          </w:p>
+        </w:tc>
+        <w:tc>
+          <w:tcPr>
+            <w:tcW w:type="pct" w:w="22%"/>
+            <w:tcBorders>
+              <w:top w:val="single" w:color="999999" w:sz="4"/>
+              <w:left w:val="single" w:color="999999" w:sz="4"/>
+              <w:bottom w:val="single" w:color="999999" w:sz="4"/>
+              <w:right w:val="single" w:color="999999" w:sz="4"/>
+            </w:tcBorders>
+            <w:shd w:fill="E8E8E8" w:val="clear"/>
+          </w:tcPr>
+          <w:p>
+            <w:r>
+              <w:rPr>
+                <w:b w:val="0"/>
+              </w:rPr>
+              <w:t>corrective and preventive action</w:t>
+            </w:r>
+          </w:p>
+        </w:tc>
+      </w:tr>
+      <w:tr>
+        <w:tc>
+          <w:tcPr>
+            <w:tcW w:type="pct" w:w="22%"/>
+            <w:tcBorders>
+              <w:top w:val="single" w:color="999999" w:sz="4"/>
+              <w:left w:val="single" w:color="999999" w:sz="4"/>
+              <w:bottom w:val="single" w:color="999999" w:sz="4"/>
+              <w:right w:val="single" w:color="999999" w:sz="4"/>
+            </w:tcBorders>
+            <w:shd w:fill="E8E8E8" w:val="clear"/>
+          </w:tcPr>
+          <w:p>
+            <w:r>
+              <w:rPr>
+                <w:b w:val="0"/>
+              </w:rPr>
+              <w:t>NABH</w:t>
+            </w:r>
+          </w:p>
+        </w:tc>
+        <w:tc>
+          <w:tcPr>
+            <w:tcW w:type="pct" w:w="22%"/>
+            <w:tcBorders>
+              <w:top w:val="single" w:color="999999" w:sz="4"/>
+              <w:left w:val="single" w:color="999999" w:sz="4"/>
+              <w:bottom w:val="single" w:color="999999" w:sz="4"/>
+              <w:right w:val="single" w:color="999999" w:sz="4"/>
+            </w:tcBorders>
+            <w:shd w:fill="E8E8E8" w:val="clear"/>
+          </w:tcPr>
+          <w:p>
+            <w:r>
+              <w:rPr>
+                <w:b w:val="0"/>
+              </w:rPr>
+              <w:t>National Accreditation Board for Hospitals and Healthcare Providers</w:t>
+            </w:r>
+          </w:p>
+        </w:tc>
+      </w:tr>
+      <w:tr>
+        <w:tc>
+          <w:tcPr>
+            <w:tcW w:type="pct" w:w="22%"/>
+            <w:tcBorders>
+              <w:top w:val="single" w:color="999999" w:sz="4"/>
+              <w:left w:val="single" w:color="999999" w:sz="4"/>
+              <w:bottom w:val="single" w:color="999999" w:sz="4"/>
+              <w:right w:val="single" w:color="999999" w:sz="4"/>
+            </w:tcBorders>
+            <w:shd w:fill="E8E8E8" w:val="clear"/>
+          </w:tcPr>
+          <w:p>
+            <w:r>
+              <w:rPr>
+                <w:b w:val="0"/>
+              </w:rPr>
+              <w:t>OE</w:t>
+            </w:r>
+          </w:p>
+        </w:tc>
+        <w:tc>
+          <w:tcPr>
+            <w:tcW w:type="pct" w:w="22%"/>
+            <w:tcBorders>
+              <w:top w:val="single" w:color="999999" w:sz="4"/>
+              <w:left w:val="single" w:color="999999" w:sz="4"/>
+              <w:bottom w:val="single" w:color="999999" w:sz="4"/>
+              <w:right w:val="single" w:color="999999" w:sz="4"/>
+            </w:tcBorders>
+            <w:shd w:fill="E8E8E8" w:val="clear"/>
+          </w:tcPr>
+          <w:p>
+            <w:r>
+              <w:rPr>
+                <w:b w:val="0"/>
+              </w:rPr>
+              <w:t>objective element (a measurable part of a NABH standard)</w:t>
+            </w:r>
+          </w:p>
+        </w:tc>
+      </w:tr>
+      <w:tr>
+        <w:tc>
+          <w:tcPr>
+            <w:tcW w:type="pct" w:w="22%"/>
+            <w:tcBorders>
+              <w:top w:val="single" w:color="999999" w:sz="4"/>
+              <w:left w:val="single" w:color="999999" w:sz="4"/>
+              <w:bottom w:val="single" w:color="999999" w:sz="4"/>
+              <w:right w:val="single" w:color="999999" w:sz="4"/>
+            </w:tcBorders>
+            <w:shd w:fill="E8E8E8" w:val="clear"/>
+          </w:tcPr>
+          <w:p>
+            <w:r>
+              <w:rPr>
+                <w:b w:val="0"/>
+              </w:rPr>
+              <w:t>PRE</w:t>
+            </w:r>
+          </w:p>
+        </w:tc>
+        <w:tc>
+          <w:tcPr>
+            <w:tcW w:type="pct" w:w="22%"/>
+            <w:tcBorders>
+              <w:top w:val="single" w:color="999999" w:sz="4"/>
+              <w:left w:val="single" w:color="999999" w:sz="4"/>
+              <w:bottom w:val="single" w:color="999999" w:sz="4"/>
+              <w:right w:val="single" w:color="999999" w:sz="4"/>
+            </w:tcBorders>
+            <w:shd w:fill="E8E8E8" w:val="clear"/>
+          </w:tcPr>
+          <w:p>
+            <w:r>
+              <w:rPr>
+                <w:b w:val="0"/>
+              </w:rPr>
+              <w:t>Patient Rights and Education (NABH SHCO chapter 4)</w:t>
+            </w:r>
+          </w:p>
+        </w:tc>
+      </w:tr>
+      <w:tr>
+        <w:tc>
+          <w:tcPr>
+            <w:tcW w:type="pct" w:w="22%"/>
+            <w:tcBorders>
+              <w:top w:val="single" w:color="999999" w:sz="4"/>
+              <w:left w:val="single" w:color="999999" w:sz="4"/>
+              <w:bottom w:val="single" w:color="999999" w:sz="4"/>
+              <w:right w:val="single" w:color="999999" w:sz="4"/>
+            </w:tcBorders>
+            <w:shd w:fill="E8E8E8" w:val="clear"/>
+          </w:tcPr>
+          <w:p>
+            <w:r>
+              <w:rPr>
+                <w:b w:val="0"/>
+              </w:rPr>
+              <w:t>RCA</w:t>
+            </w:r>
+          </w:p>
+        </w:tc>
+        <w:tc>
+          <w:tcPr>
+            <w:tcW w:type="pct" w:w="22%"/>
+            <w:tcBorders>
+              <w:top w:val="single" w:color="999999" w:sz="4"/>
+              <w:left w:val="single" w:color="999999" w:sz="4"/>
+              <w:bottom w:val="single" w:color="999999" w:sz="4"/>
+              <w:right w:val="single" w:color="999999" w:sz="4"/>
+            </w:tcBorders>
+            <w:shd w:fill="E8E8E8" w:val="clear"/>
+          </w:tcPr>
+          <w:p>
+            <w:r>
+              <w:rPr>
+                <w:b w:val="0"/>
+              </w:rPr>
+              <w:t>root-cause analysis</w:t>
+            </w:r>
+          </w:p>
+        </w:tc>
+      </w:tr>
+      <w:tr>
+        <w:tc>
+          <w:tcPr>
+            <w:tcW w:type="pct" w:w="22%"/>
+            <w:tcBorders>
+              <w:top w:val="single" w:color="999999" w:sz="4"/>
+              <w:left w:val="single" w:color="999999" w:sz="4"/>
+              <w:bottom w:val="single" w:color="999999" w:sz="4"/>
+              <w:right w:val="single" w:color="999999" w:sz="4"/>
+            </w:tcBorders>
+            <w:shd w:fill="E8E8E8" w:val="clear"/>
+          </w:tcPr>
+          <w:p>
+            <w:r>
+              <w:rPr>
+                <w:b w:val="0"/>
+              </w:rPr>
+              <w:t>SHCO</w:t>
+            </w:r>
+          </w:p>
+        </w:tc>
+        <w:tc>
+          <w:tcPr>
+            <w:tcW w:type="pct" w:w="22%"/>
+            <w:tcBorders>
+              <w:top w:val="single" w:color="999999" w:sz="4"/>
+              <w:left w:val="single" w:color="999999" w:sz="4"/>
+              <w:bottom w:val="single" w:color="999999" w:sz="4"/>
+              <w:right w:val="single" w:color="999999" w:sz="4"/>
+            </w:tcBorders>
+            <w:shd w:fill="E8E8E8" w:val="clear"/>
+          </w:tcPr>
+          <w:p>
+            <w:r>
+              <w:rPr>
+                <w:b w:val="0"/>
+              </w:rPr>
+              <w:t>Standards for Small Healthcare Organisations</w:t>
+            </w:r>
+          </w:p>
+        </w:tc>
+      </w:tr>
+      <w:tr>
+        <w:tc>
+          <w:tcPr>
+            <w:tcW w:type="pct" w:w="22%"/>
+            <w:tcBorders>
+              <w:top w:val="single" w:color="999999" w:sz="4"/>
+              <w:left w:val="single" w:color="999999" w:sz="4"/>
+              <w:bottom w:val="single" w:color="999999" w:sz="4"/>
+              <w:right w:val="single" w:color="999999" w:sz="4"/>
+            </w:tcBorders>
+            <w:shd w:fill="E8E8E8" w:val="clear"/>
+          </w:tcPr>
+          <w:p>
+            <w:r>
+              <w:rPr>
+                <w:b w:val="0"/>
+              </w:rPr>
+              <w:t>WHO</w:t>
+            </w:r>
+          </w:p>
+        </w:tc>
+        <w:tc>
+          <w:tcPr>
+            <w:tcW w:type="pct" w:w="22%"/>
+            <w:tcBorders>
+              <w:top w:val="single" w:color="999999" w:sz="4"/>
+              <w:left w:val="single" w:color="999999" w:sz="4"/>
+              <w:bottom w:val="single" w:color="999999" w:sz="4"/>
+              <w:right w:val="single" w:color="999999" w:sz="4"/>
+            </w:tcBorders>
+            <w:shd w:fill="E8E8E8" w:val="clear"/>
+          </w:tcPr>
+          <w:p>
+            <w:r>
+              <w:rPr>
+                <w:b w:val="0"/>
+              </w:rPr>
+              <w:t>World Health Organization</w:t>
+            </w:r>
+          </w:p>
+        </w:tc>
+      </w:tr>
+    </w:tbl>
     <w:p>
       <w:pPr>
         <w:spacing w:after="140"/>

--- a/policies/build/masters/PRE.1_v2_master.docx
+++ b/policies/build/masters/PRE.1_v2_master.docx
@@ -769,7 +769,7 @@
           <w:sz w:val="22"/>
           <w:szCs w:val="22"/>
         </w:rPr>
-        <w:t xml:space="preserve">It covers five jobs that match the standard:</w:t>
+        <w:t>This covers five things:</w:t>
       </w:r>
     </w:p>
     <w:p>
@@ -866,31 +866,7 @@
           <w:sz w:val="22"/>
           <w:szCs w:val="22"/>
         </w:rPr>
-        <w:t xml:space="preserve">The chapter intent is that the organisation defines, protects and promotes patient and family rights and responsibilities, that staff know them and are trained to protect them, and that patients are told their rights and educated about their responsibilities at the time of entering the organisation.</w:t>
-      </w:r>
-    </w:p>
-    <w:p>
-      <w:pPr>
-        <w:spacing w:after="140"/>
-      </w:pPr>
-      <w:r>
-        <w:rPr>
-          <w:sz w:val="22"/>
-          <w:szCs w:val="22"/>
-        </w:rPr>
-        <w:t xml:space="preserve">This policy owns that a documented set exists, is displayed, is made known, is promoted and is protected. The beliefs-values-and-decision-making policy (PRE.2) owns what is in the rights list. This policy does not print that list as a NABH mandate.</w:t>
-      </w:r>
-    </w:p>
-    <w:p>
-      <w:pPr>
-        <w:spacing w:after="140"/>
-      </w:pPr>
-      <w:r>
-        <w:rPr>
-          <w:sz w:val="22"/>
-          <w:szCs w:val="22"/>
-        </w:rPr>
-        <w:t xml:space="preserve">Words marked «like this» are defaults a small hospital can keep. Change the marked text before issue if this hospital needs a different owner, interval or arrangement. A blank marked «________» has no sensible default. Fill it in before this document is signed.</w:t>
+        <w:t>This document covers that a documented set exists, is displayed, made known, promoted and protected. What goes into the rights list itself is covered in the beliefs, values and decision-making policy — this document doesn't repeat that list here.</w:t>
       </w:r>
     </w:p>
     <w:p>
@@ -1038,154 +1014,6 @@
           <w:szCs w:val="22"/>
         </w:rPr>
         <w:t xml:space="preserve">It covers documentation, display and awareness; active promotion; protection; a violation-report mechanism; and leadership monitoring with corrective and preventive action.</w:t>
-      </w:r>
-    </w:p>
-    <w:p>
-      <w:pPr>
-        <w:spacing w:after="140"/>
-      </w:pPr>
-      <w:r>
-        <w:rPr>
-          <w:sz w:val="22"/>
-          <w:szCs w:val="22"/>
-        </w:rPr>
-        <w:t xml:space="preserve">Boundaries with other policies of «Hospital Name»:</w:t>
-      </w:r>
-    </w:p>
-    <w:p>
-      <w:pPr>
-        <w:pStyle w:val="ListParagraph"/>
-        <w:numPr>
-          <w:ilvl w:val="0"/>
-          <w:numId w:val="1"/>
-        </w:numPr>
-        <w:spacing w:after="60"/>
-      </w:pPr>
-      <w:r>
-        <w:rPr>
-          <w:sz w:val="22"/>
-          <w:szCs w:val="22"/>
-        </w:rPr>
-        <w:t xml:space="preserve">PRE.2 owns the content of the rights list. This policy owns that a current documented set exists, is displayed, is made known, is promoted and is protected.</w:t>
-      </w:r>
-    </w:p>
-    <w:p>
-      <w:pPr>
-        <w:pStyle w:val="ListParagraph"/>
-        <w:numPr>
-          <w:ilvl w:val="0"/>
-          <w:numId w:val="1"/>
-        </w:numPr>
-        <w:spacing w:after="60"/>
-      </w:pPr>
-      <w:r>
-        <w:rPr>
-          <w:sz w:val="22"/>
-          <w:szCs w:val="22"/>
-        </w:rPr>
-        <w:t xml:space="preserve">PRE.3 owns informed-consent method. A right to consent is in the PRE.2 list; obtaining consent is PRE.3.</w:t>
-      </w:r>
-    </w:p>
-    <w:p>
-      <w:pPr>
-        <w:pStyle w:val="ListParagraph"/>
-        <w:numPr>
-          <w:ilvl w:val="0"/>
-          <w:numId w:val="1"/>
-        </w:numPr>
-        <w:spacing w:after="60"/>
-      </w:pPr>
-      <w:r>
-        <w:rPr>
-          <w:sz w:val="22"/>
-          <w:szCs w:val="22"/>
-        </w:rPr>
-        <w:t xml:space="preserve">PRE.4 owns education about healthcare needs. Telling a patient their rights at entry is this policy. Teaching about disease, medicines and infection prevention is PRE.4.</w:t>
-      </w:r>
-    </w:p>
-    <w:p>
-      <w:pPr>
-        <w:pStyle w:val="ListParagraph"/>
-        <w:numPr>
-          <w:ilvl w:val="0"/>
-          <w:numId w:val="1"/>
-        </w:numPr>
-        <w:spacing w:after="60"/>
-      </w:pPr>
-      <w:r>
-        <w:rPr>
-          <w:sz w:val="22"/>
-          <w:szCs w:val="22"/>
-        </w:rPr>
-        <w:t xml:space="preserve">PRE.5 owns expected costs and the pricing policy. A right to cost information is in PRE.2; the tariff method is PRE.5.</w:t>
-      </w:r>
-    </w:p>
-    <w:p>
-      <w:pPr>
-        <w:pStyle w:val="ListParagraph"/>
-        <w:numPr>
-          <w:ilvl w:val="0"/>
-          <w:numId w:val="1"/>
-        </w:numPr>
-        <w:spacing w:after="60"/>
-      </w:pPr>
-      <w:r>
-        <w:rPr>
-          <w:sz w:val="22"/>
-          <w:szCs w:val="22"/>
-        </w:rPr>
-        <w:t xml:space="preserve">PRE.6 owns feedback and complaint redressal. A complaint about a rights violation is received under PRE.6 and is also a report under this policy. PRE.6 does not replace leadership review here.</w:t>
-      </w:r>
-    </w:p>
-    <w:p>
-      <w:pPr>
-        <w:pStyle w:val="ListParagraph"/>
-        <w:numPr>
-          <w:ilvl w:val="0"/>
-          <w:numId w:val="1"/>
-        </w:numPr>
-        <w:spacing w:after="60"/>
-      </w:pPr>
-      <w:r>
-        <w:rPr>
-          <w:sz w:val="22"/>
-          <w:szCs w:val="22"/>
-        </w:rPr>
-        <w:t xml:space="preserve">AAC.2 owns registration and the unique identification number. Awareness of rights happens at or beside registration; this policy does not generate the number.</w:t>
-      </w:r>
-    </w:p>
-    <w:p>
-      <w:pPr>
-        <w:pStyle w:val="ListParagraph"/>
-        <w:numPr>
-          <w:ilvl w:val="0"/>
-          <w:numId w:val="1"/>
-        </w:numPr>
-        <w:spacing w:after="60"/>
-      </w:pPr>
-      <w:r>
-        <w:rPr>
-          <w:sz w:val="22"/>
-          <w:szCs w:val="22"/>
-        </w:rPr>
-        <w:t xml:space="preserve">AAC.8 owns discharge-summary advice on paper. This policy owns rights at entry, not the discharge paper.</w:t>
-      </w:r>
-    </w:p>
-    <w:p>
-      <w:pPr>
-        <w:pStyle w:val="ListParagraph"/>
-        <w:numPr>
-          <w:ilvl w:val="0"/>
-          <w:numId w:val="1"/>
-        </w:numPr>
-        <w:spacing w:after="60"/>
-      </w:pPr>
-      <w:r>
-        <w:rPr>
-          <w:sz w:val="22"/>
-          <w:szCs w:val="22"/>
-        </w:rPr>
-        <w:t xml:space="preserve">Clinical consent for surgery, anaesthesia, sedation and transfusion (COP.5, COP.9, COP.10, COP.11) own that the relevant consent happened. This policy does not decide whether a unit was hung with consent.</w:t>
       </w:r>
     </w:p>
     <w:p>

--- a/policies/build/masters/PRE.1_v2_master.docx
+++ b/policies/build/masters/PRE.1_v2_master.docx
@@ -2978,6 +2978,472 @@
         </w:tc>
       </w:tr>
     </w:tbl>
+    <w:p>
+      <w:pPr>
+        <w:pStyle w:val="Heading1"/>
+        <w:spacing w:after="120" w:before="280"/>
+      </w:pPr>
+      <w:r>
+        <w:t>9. Distribution</w:t>
+      </w:r>
+    </w:p>
+    <w:p>
+      <w:pPr>
+        <w:spacing w:after="140"/>
+      </w:pPr>
+      <w:r>
+        <w:rPr>
+          <w:sz w:val="22"/>
+          <w:szCs w:val="22"/>
+        </w:rPr>
+        <w:t xml:space="preserve">Official master copy: office of the Medical Superintendent, «Hospital Name», with the «Patient Rights Officer» and the Quality Coordinator.</w:t>
+      </w:r>
+    </w:p>
+    <w:p>
+      <w:pPr>
+        <w:spacing w:after="140"/>
+      </w:pPr>
+      <w:r>
+        <w:rPr>
+          <w:sz w:val="22"/>
+          <w:szCs w:val="22"/>
+        </w:rPr>
+        <w:t xml:space="preserve">Copies issued to: registration and front office; every out-patient and emergency point of entry; every in-patient ward; nursing administration; billing desk.</w:t>
+      </w:r>
+    </w:p>
+    <w:p>
+      <w:pPr>
+        <w:spacing w:after="140"/>
+      </w:pPr>
+      <w:r>
+        <w:rPr>
+          <w:sz w:val="22"/>
+          <w:szCs w:val="22"/>
+        </w:rPr>
+        <w:t xml:space="preserve">The current version is available to all staff at the «front-office policy file» and, if the hospital keeps an intranet, at the «staff intranet / policies».</w:t>
+      </w:r>
+    </w:p>
+    <w:p>
+      <w:pPr>
+        <w:spacing w:after="140"/>
+      </w:pPr>
+      <w:r>
+        <w:rPr>
+          <w:sz w:val="22"/>
+          <w:szCs w:val="22"/>
+        </w:rPr>
+        <w:t xml:space="preserve">The documented rights set and the violation-report method are held at points of entry and on the wards.</w:t>
+      </w:r>
+    </w:p>
+    <w:p>
+      <w:pPr>
+        <w:spacing w:after="140"/>
+      </w:pPr>
+      <w:r>
+        <w:rPr>
+          <w:sz w:val="22"/>
+          <w:szCs w:val="22"/>
+        </w:rPr>
+        <w:t xml:space="preserve">When a new version is issued, take old copies out of use. The Quality Coordinator keeps one dated copy of each old version.</w:t>
+      </w:r>
+    </w:p>
+    <w:p>
+      <w:pPr>
+        <w:pStyle w:val="Heading1"/>
+        <w:spacing w:after="120" w:before="280"/>
+      </w:pPr>
+      <w:r>
+        <w:t>10. Abbreviations</w:t>
+      </w:r>
+    </w:p>
+    <w:tbl>
+      <w:tblPr>
+        <w:tblW w:type="pct" w:w="100%"/>
+        <w:tblBorders>
+          <w:top w:val="single" w:color="auto" w:sz="4"/>
+          <w:left w:val="single" w:color="auto" w:sz="4"/>
+          <w:bottom w:val="single" w:color="auto" w:sz="4"/>
+          <w:right w:val="single" w:color="auto" w:sz="4"/>
+          <w:insideH w:val="single" w:color="auto" w:sz="4"/>
+          <w:insideV w:val="single" w:color="auto" w:sz="4"/>
+        </w:tblBorders>
+      </w:tblPr>
+      <w:tblGrid>
+        <w:gridCol w:w="100"/>
+        <w:gridCol w:w="100"/>
+      </w:tblGrid>
+      <w:tr>
+        <w:tc>
+          <w:tcPr>
+            <w:tcW w:type="pct" w:w="22%"/>
+            <w:tcBorders>
+              <w:top w:val="single" w:color="999999" w:sz="4"/>
+              <w:left w:val="single" w:color="999999" w:sz="4"/>
+              <w:bottom w:val="single" w:color="999999" w:sz="4"/>
+              <w:right w:val="single" w:color="999999" w:sz="4"/>
+            </w:tcBorders>
+            <w:shd w:fill="E8E8E8" w:val="clear"/>
+          </w:tcPr>
+          <w:p>
+            <w:r>
+              <w:rPr>
+                <w:b/>
+              </w:rPr>
+              <w:t>Abbreviation</w:t>
+            </w:r>
+          </w:p>
+        </w:tc>
+        <w:tc>
+          <w:tcPr>
+            <w:tcW w:type="pct" w:w="22%"/>
+            <w:tcBorders>
+              <w:top w:val="single" w:color="999999" w:sz="4"/>
+              <w:left w:val="single" w:color="999999" w:sz="4"/>
+              <w:bottom w:val="single" w:color="999999" w:sz="4"/>
+              <w:right w:val="single" w:color="999999" w:sz="4"/>
+            </w:tcBorders>
+            <w:shd w:fill="E8E8E8" w:val="clear"/>
+          </w:tcPr>
+          <w:p>
+            <w:r>
+              <w:rPr>
+                <w:b/>
+              </w:rPr>
+              <w:t>Meaning</w:t>
+            </w:r>
+          </w:p>
+        </w:tc>
+      </w:tr>
+      <w:tr>
+        <w:tc>
+          <w:tcPr>
+            <w:tcW w:type="pct" w:w="22%"/>
+            <w:tcBorders>
+              <w:top w:val="single" w:color="999999" w:sz="4"/>
+              <w:left w:val="single" w:color="999999" w:sz="4"/>
+              <w:bottom w:val="single" w:color="999999" w:sz="4"/>
+              <w:right w:val="single" w:color="999999" w:sz="4"/>
+            </w:tcBorders>
+            <w:shd w:fill="E8E8E8" w:val="clear"/>
+          </w:tcPr>
+          <w:p>
+            <w:r>
+              <w:rPr>
+                <w:b w:val="0"/>
+              </w:rPr>
+              <w:t>CAPA</w:t>
+            </w:r>
+          </w:p>
+        </w:tc>
+        <w:tc>
+          <w:tcPr>
+            <w:tcW w:type="pct" w:w="22%"/>
+            <w:tcBorders>
+              <w:top w:val="single" w:color="999999" w:sz="4"/>
+              <w:left w:val="single" w:color="999999" w:sz="4"/>
+              <w:bottom w:val="single" w:color="999999" w:sz="4"/>
+              <w:right w:val="single" w:color="999999" w:sz="4"/>
+            </w:tcBorders>
+            <w:shd w:fill="E8E8E8" w:val="clear"/>
+          </w:tcPr>
+          <w:p>
+            <w:r>
+              <w:rPr>
+                <w:b w:val="0"/>
+              </w:rPr>
+              <w:t>corrective and preventive action</w:t>
+            </w:r>
+          </w:p>
+        </w:tc>
+      </w:tr>
+      <w:tr>
+        <w:tc>
+          <w:tcPr>
+            <w:tcW w:type="pct" w:w="22%"/>
+            <w:tcBorders>
+              <w:top w:val="single" w:color="999999" w:sz="4"/>
+              <w:left w:val="single" w:color="999999" w:sz="4"/>
+              <w:bottom w:val="single" w:color="999999" w:sz="4"/>
+              <w:right w:val="single" w:color="999999" w:sz="4"/>
+            </w:tcBorders>
+            <w:shd w:fill="E8E8E8" w:val="clear"/>
+          </w:tcPr>
+          <w:p>
+            <w:r>
+              <w:rPr>
+                <w:b w:val="0"/>
+              </w:rPr>
+              <w:t>NABH</w:t>
+            </w:r>
+          </w:p>
+        </w:tc>
+        <w:tc>
+          <w:tcPr>
+            <w:tcW w:type="pct" w:w="22%"/>
+            <w:tcBorders>
+              <w:top w:val="single" w:color="999999" w:sz="4"/>
+              <w:left w:val="single" w:color="999999" w:sz="4"/>
+              <w:bottom w:val="single" w:color="999999" w:sz="4"/>
+              <w:right w:val="single" w:color="999999" w:sz="4"/>
+            </w:tcBorders>
+            <w:shd w:fill="E8E8E8" w:val="clear"/>
+          </w:tcPr>
+          <w:p>
+            <w:r>
+              <w:rPr>
+                <w:b w:val="0"/>
+              </w:rPr>
+              <w:t>National Accreditation Board for Hospitals and Healthcare Providers</w:t>
+            </w:r>
+          </w:p>
+        </w:tc>
+      </w:tr>
+      <w:tr>
+        <w:tc>
+          <w:tcPr>
+            <w:tcW w:type="pct" w:w="22%"/>
+            <w:tcBorders>
+              <w:top w:val="single" w:color="999999" w:sz="4"/>
+              <w:left w:val="single" w:color="999999" w:sz="4"/>
+              <w:bottom w:val="single" w:color="999999" w:sz="4"/>
+              <w:right w:val="single" w:color="999999" w:sz="4"/>
+            </w:tcBorders>
+            <w:shd w:fill="E8E8E8" w:val="clear"/>
+          </w:tcPr>
+          <w:p>
+            <w:r>
+              <w:rPr>
+                <w:b w:val="0"/>
+              </w:rPr>
+              <w:t>OE</w:t>
+            </w:r>
+          </w:p>
+        </w:tc>
+        <w:tc>
+          <w:tcPr>
+            <w:tcW w:type="pct" w:w="22%"/>
+            <w:tcBorders>
+              <w:top w:val="single" w:color="999999" w:sz="4"/>
+              <w:left w:val="single" w:color="999999" w:sz="4"/>
+              <w:bottom w:val="single" w:color="999999" w:sz="4"/>
+              <w:right w:val="single" w:color="999999" w:sz="4"/>
+            </w:tcBorders>
+            <w:shd w:fill="E8E8E8" w:val="clear"/>
+          </w:tcPr>
+          <w:p>
+            <w:r>
+              <w:rPr>
+                <w:b w:val="0"/>
+              </w:rPr>
+              <w:t>objective element (a measurable part of a NABH standard)</w:t>
+            </w:r>
+          </w:p>
+        </w:tc>
+      </w:tr>
+      <w:tr>
+        <w:tc>
+          <w:tcPr>
+            <w:tcW w:type="pct" w:w="22%"/>
+            <w:tcBorders>
+              <w:top w:val="single" w:color="999999" w:sz="4"/>
+              <w:left w:val="single" w:color="999999" w:sz="4"/>
+              <w:bottom w:val="single" w:color="999999" w:sz="4"/>
+              <w:right w:val="single" w:color="999999" w:sz="4"/>
+            </w:tcBorders>
+            <w:shd w:fill="E8E8E8" w:val="clear"/>
+          </w:tcPr>
+          <w:p>
+            <w:r>
+              <w:rPr>
+                <w:b w:val="0"/>
+              </w:rPr>
+              <w:t>PRE</w:t>
+            </w:r>
+          </w:p>
+        </w:tc>
+        <w:tc>
+          <w:tcPr>
+            <w:tcW w:type="pct" w:w="22%"/>
+            <w:tcBorders>
+              <w:top w:val="single" w:color="999999" w:sz="4"/>
+              <w:left w:val="single" w:color="999999" w:sz="4"/>
+              <w:bottom w:val="single" w:color="999999" w:sz="4"/>
+              <w:right w:val="single" w:color="999999" w:sz="4"/>
+            </w:tcBorders>
+            <w:shd w:fill="E8E8E8" w:val="clear"/>
+          </w:tcPr>
+          <w:p>
+            <w:r>
+              <w:rPr>
+                <w:b w:val="0"/>
+              </w:rPr>
+              <w:t>Patient Rights and Education (NABH SHCO chapter 4)</w:t>
+            </w:r>
+          </w:p>
+        </w:tc>
+      </w:tr>
+      <w:tr>
+        <w:tc>
+          <w:tcPr>
+            <w:tcW w:type="pct" w:w="22%"/>
+            <w:tcBorders>
+              <w:top w:val="single" w:color="999999" w:sz="4"/>
+              <w:left w:val="single" w:color="999999" w:sz="4"/>
+              <w:bottom w:val="single" w:color="999999" w:sz="4"/>
+              <w:right w:val="single" w:color="999999" w:sz="4"/>
+            </w:tcBorders>
+            <w:shd w:fill="E8E8E8" w:val="clear"/>
+          </w:tcPr>
+          <w:p>
+            <w:r>
+              <w:rPr>
+                <w:b w:val="0"/>
+              </w:rPr>
+              <w:t>RCA</w:t>
+            </w:r>
+          </w:p>
+        </w:tc>
+        <w:tc>
+          <w:tcPr>
+            <w:tcW w:type="pct" w:w="22%"/>
+            <w:tcBorders>
+              <w:top w:val="single" w:color="999999" w:sz="4"/>
+              <w:left w:val="single" w:color="999999" w:sz="4"/>
+              <w:bottom w:val="single" w:color="999999" w:sz="4"/>
+              <w:right w:val="single" w:color="999999" w:sz="4"/>
+            </w:tcBorders>
+            <w:shd w:fill="E8E8E8" w:val="clear"/>
+          </w:tcPr>
+          <w:p>
+            <w:r>
+              <w:rPr>
+                <w:b w:val="0"/>
+              </w:rPr>
+              <w:t>root-cause analysis</w:t>
+            </w:r>
+          </w:p>
+        </w:tc>
+      </w:tr>
+      <w:tr>
+        <w:tc>
+          <w:tcPr>
+            <w:tcW w:type="pct" w:w="22%"/>
+            <w:tcBorders>
+              <w:top w:val="single" w:color="999999" w:sz="4"/>
+              <w:left w:val="single" w:color="999999" w:sz="4"/>
+              <w:bottom w:val="single" w:color="999999" w:sz="4"/>
+              <w:right w:val="single" w:color="999999" w:sz="4"/>
+            </w:tcBorders>
+            <w:shd w:fill="E8E8E8" w:val="clear"/>
+          </w:tcPr>
+          <w:p>
+            <w:r>
+              <w:rPr>
+                <w:b w:val="0"/>
+              </w:rPr>
+              <w:t>SHCO</w:t>
+            </w:r>
+          </w:p>
+        </w:tc>
+        <w:tc>
+          <w:tcPr>
+            <w:tcW w:type="pct" w:w="22%"/>
+            <w:tcBorders>
+              <w:top w:val="single" w:color="999999" w:sz="4"/>
+              <w:left w:val="single" w:color="999999" w:sz="4"/>
+              <w:bottom w:val="single" w:color="999999" w:sz="4"/>
+              <w:right w:val="single" w:color="999999" w:sz="4"/>
+            </w:tcBorders>
+            <w:shd w:fill="E8E8E8" w:val="clear"/>
+          </w:tcPr>
+          <w:p>
+            <w:r>
+              <w:rPr>
+                <w:b w:val="0"/>
+              </w:rPr>
+              <w:t>Standards for Small Healthcare Organisations</w:t>
+            </w:r>
+          </w:p>
+        </w:tc>
+      </w:tr>
+      <w:tr>
+        <w:tc>
+          <w:tcPr>
+            <w:tcW w:type="pct" w:w="22%"/>
+            <w:tcBorders>
+              <w:top w:val="single" w:color="999999" w:sz="4"/>
+              <w:left w:val="single" w:color="999999" w:sz="4"/>
+              <w:bottom w:val="single" w:color="999999" w:sz="4"/>
+              <w:right w:val="single" w:color="999999" w:sz="4"/>
+            </w:tcBorders>
+            <w:shd w:fill="E8E8E8" w:val="clear"/>
+          </w:tcPr>
+          <w:p>
+            <w:r>
+              <w:rPr>
+                <w:b w:val="0"/>
+              </w:rPr>
+              <w:t>WHO</w:t>
+            </w:r>
+          </w:p>
+        </w:tc>
+        <w:tc>
+          <w:tcPr>
+            <w:tcW w:type="pct" w:w="22%"/>
+            <w:tcBorders>
+              <w:top w:val="single" w:color="999999" w:sz="4"/>
+              <w:left w:val="single" w:color="999999" w:sz="4"/>
+              <w:bottom w:val="single" w:color="999999" w:sz="4"/>
+              <w:right w:val="single" w:color="999999" w:sz="4"/>
+            </w:tcBorders>
+            <w:shd w:fill="E8E8E8" w:val="clear"/>
+          </w:tcPr>
+          <w:p>
+            <w:r>
+              <w:rPr>
+                <w:b w:val="0"/>
+              </w:rPr>
+              <w:t>World Health Organization</w:t>
+            </w:r>
+          </w:p>
+        </w:tc>
+      </w:tr>
+    </w:tbl>
+    <w:p>
+      <w:pPr>
+        <w:spacing w:after="140"/>
+      </w:pPr>
+      <w:r>
+        <w:rPr>
+          <w:sz w:val="22"/>
+          <w:szCs w:val="22"/>
+        </w:rPr>
+        <w:t xml:space="preserve">Patient Rights Officer — the named lead who holds the documented set, display, awareness, promotion and violation-report mechanism</w:t>
+      </w:r>
+    </w:p>
+    <w:p>
+      <w:pPr>
+        <w:pStyle w:val="Heading1"/>
+        <w:spacing w:after="120" w:before="280"/>
+      </w:pPr>
+      <w:r>
+        <w:t>11. Traceability to NABH SHCO 3rd Edition PRE.1</w:t>
+      </w:r>
+    </w:p>
+    <w:p>
+      <w:pPr>
+        <w:spacing w:after="120"/>
+      </w:pPr>
+      <w:r>
+        <w:rPr>
+          <w:i/>
+          <w:iCs/>
+          <w:sz w:val="20"/>
+          <w:szCs w:val="20"/>
+        </w:rPr>
+        <w:t xml:space="preserve">This table is an index. It is not how the policy is organised.</w:t>
+      </w:r>
+    </w:p>
     <w:tbl>
       <w:tblPr>
         <w:tblW w:type="pct" w:w="100%"/>
@@ -3642,472 +4108,6 @@
         </w:tc>
       </w:tr>
     </w:tbl>
-    <w:p>
-      <w:pPr>
-        <w:pStyle w:val="Heading1"/>
-        <w:spacing w:after="120" w:before="280"/>
-      </w:pPr>
-      <w:r>
-        <w:t>9. Distribution</w:t>
-      </w:r>
-    </w:p>
-    <w:p>
-      <w:pPr>
-        <w:spacing w:after="140"/>
-      </w:pPr>
-      <w:r>
-        <w:rPr>
-          <w:sz w:val="22"/>
-          <w:szCs w:val="22"/>
-        </w:rPr>
-        <w:t xml:space="preserve">Official master copy: office of the Medical Superintendent, «Hospital Name», with the «Patient Rights Officer» and the Quality Coordinator.</w:t>
-      </w:r>
-    </w:p>
-    <w:p>
-      <w:pPr>
-        <w:spacing w:after="140"/>
-      </w:pPr>
-      <w:r>
-        <w:rPr>
-          <w:sz w:val="22"/>
-          <w:szCs w:val="22"/>
-        </w:rPr>
-        <w:t xml:space="preserve">Copies issued to: registration and front office; every out-patient and emergency point of entry; every in-patient ward; nursing administration; billing desk.</w:t>
-      </w:r>
-    </w:p>
-    <w:p>
-      <w:pPr>
-        <w:spacing w:after="140"/>
-      </w:pPr>
-      <w:r>
-        <w:rPr>
-          <w:sz w:val="22"/>
-          <w:szCs w:val="22"/>
-        </w:rPr>
-        <w:t xml:space="preserve">The current version is available to all staff at the «front-office policy file» and, if the hospital keeps an intranet, at the «staff intranet / policies».</w:t>
-      </w:r>
-    </w:p>
-    <w:p>
-      <w:pPr>
-        <w:spacing w:after="140"/>
-      </w:pPr>
-      <w:r>
-        <w:rPr>
-          <w:sz w:val="22"/>
-          <w:szCs w:val="22"/>
-        </w:rPr>
-        <w:t xml:space="preserve">The documented rights set and the violation-report method are held at points of entry and on the wards.</w:t>
-      </w:r>
-    </w:p>
-    <w:p>
-      <w:pPr>
-        <w:spacing w:after="140"/>
-      </w:pPr>
-      <w:r>
-        <w:rPr>
-          <w:sz w:val="22"/>
-          <w:szCs w:val="22"/>
-        </w:rPr>
-        <w:t xml:space="preserve">When a new version is issued, take old copies out of use. The Quality Coordinator keeps one dated copy of each old version.</w:t>
-      </w:r>
-    </w:p>
-    <w:p>
-      <w:pPr>
-        <w:pStyle w:val="Heading1"/>
-        <w:spacing w:after="120" w:before="280"/>
-      </w:pPr>
-      <w:r>
-        <w:t>10. Abbreviations</w:t>
-      </w:r>
-    </w:p>
-    <w:tbl>
-      <w:tblPr>
-        <w:tblW w:type="pct" w:w="100%"/>
-        <w:tblBorders>
-          <w:top w:val="single" w:color="auto" w:sz="4"/>
-          <w:left w:val="single" w:color="auto" w:sz="4"/>
-          <w:bottom w:val="single" w:color="auto" w:sz="4"/>
-          <w:right w:val="single" w:color="auto" w:sz="4"/>
-          <w:insideH w:val="single" w:color="auto" w:sz="4"/>
-          <w:insideV w:val="single" w:color="auto" w:sz="4"/>
-        </w:tblBorders>
-      </w:tblPr>
-      <w:tblGrid>
-        <w:gridCol w:w="100"/>
-        <w:gridCol w:w="100"/>
-      </w:tblGrid>
-      <w:tr>
-        <w:tc>
-          <w:tcPr>
-            <w:tcW w:type="pct" w:w="22%"/>
-            <w:tcBorders>
-              <w:top w:val="single" w:color="999999" w:sz="4"/>
-              <w:left w:val="single" w:color="999999" w:sz="4"/>
-              <w:bottom w:val="single" w:color="999999" w:sz="4"/>
-              <w:right w:val="single" w:color="999999" w:sz="4"/>
-            </w:tcBorders>
-            <w:shd w:fill="E8E8E8" w:val="clear"/>
-          </w:tcPr>
-          <w:p>
-            <w:r>
-              <w:rPr>
-                <w:b/>
-              </w:rPr>
-              <w:t>Abbreviation</w:t>
-            </w:r>
-          </w:p>
-        </w:tc>
-        <w:tc>
-          <w:tcPr>
-            <w:tcW w:type="pct" w:w="22%"/>
-            <w:tcBorders>
-              <w:top w:val="single" w:color="999999" w:sz="4"/>
-              <w:left w:val="single" w:color="999999" w:sz="4"/>
-              <w:bottom w:val="single" w:color="999999" w:sz="4"/>
-              <w:right w:val="single" w:color="999999" w:sz="4"/>
-            </w:tcBorders>
-            <w:shd w:fill="E8E8E8" w:val="clear"/>
-          </w:tcPr>
-          <w:p>
-            <w:r>
-              <w:rPr>
-                <w:b/>
-              </w:rPr>
-              <w:t>Meaning</w:t>
-            </w:r>
-          </w:p>
-        </w:tc>
-      </w:tr>
-      <w:tr>
-        <w:tc>
-          <w:tcPr>
-            <w:tcW w:type="pct" w:w="22%"/>
-            <w:tcBorders>
-              <w:top w:val="single" w:color="999999" w:sz="4"/>
-              <w:left w:val="single" w:color="999999" w:sz="4"/>
-              <w:bottom w:val="single" w:color="999999" w:sz="4"/>
-              <w:right w:val="single" w:color="999999" w:sz="4"/>
-            </w:tcBorders>
-            <w:shd w:fill="E8E8E8" w:val="clear"/>
-          </w:tcPr>
-          <w:p>
-            <w:r>
-              <w:rPr>
-                <w:b w:val="0"/>
-              </w:rPr>
-              <w:t>CAPA</w:t>
-            </w:r>
-          </w:p>
-        </w:tc>
-        <w:tc>
-          <w:tcPr>
-            <w:tcW w:type="pct" w:w="22%"/>
-            <w:tcBorders>
-              <w:top w:val="single" w:color="999999" w:sz="4"/>
-              <w:left w:val="single" w:color="999999" w:sz="4"/>
-              <w:bottom w:val="single" w:color="999999" w:sz="4"/>
-              <w:right w:val="single" w:color="999999" w:sz="4"/>
-            </w:tcBorders>
-            <w:shd w:fill="E8E8E8" w:val="clear"/>
-          </w:tcPr>
-          <w:p>
-            <w:r>
-              <w:rPr>
-                <w:b w:val="0"/>
-              </w:rPr>
-              <w:t>corrective and preventive action</w:t>
-            </w:r>
-          </w:p>
-        </w:tc>
-      </w:tr>
-      <w:tr>
-        <w:tc>
-          <w:tcPr>
-            <w:tcW w:type="pct" w:w="22%"/>
-            <w:tcBorders>
-              <w:top w:val="single" w:color="999999" w:sz="4"/>
-              <w:left w:val="single" w:color="999999" w:sz="4"/>
-              <w:bottom w:val="single" w:color="999999" w:sz="4"/>
-              <w:right w:val="single" w:color="999999" w:sz="4"/>
-            </w:tcBorders>
-            <w:shd w:fill="E8E8E8" w:val="clear"/>
-          </w:tcPr>
-          <w:p>
-            <w:r>
-              <w:rPr>
-                <w:b w:val="0"/>
-              </w:rPr>
-              <w:t>NABH</w:t>
-            </w:r>
-          </w:p>
-        </w:tc>
-        <w:tc>
-          <w:tcPr>
-            <w:tcW w:type="pct" w:w="22%"/>
-            <w:tcBorders>
-              <w:top w:val="single" w:color="999999" w:sz="4"/>
-              <w:left w:val="single" w:color="999999" w:sz="4"/>
-              <w:bottom w:val="single" w:color="999999" w:sz="4"/>
-              <w:right w:val="single" w:color="999999" w:sz="4"/>
-            </w:tcBorders>
-            <w:shd w:fill="E8E8E8" w:val="clear"/>
-          </w:tcPr>
-          <w:p>
-            <w:r>
-              <w:rPr>
-                <w:b w:val="0"/>
-              </w:rPr>
-              <w:t>National Accreditation Board for Hospitals and Healthcare Providers</w:t>
-            </w:r>
-          </w:p>
-        </w:tc>
-      </w:tr>
-      <w:tr>
-        <w:tc>
-          <w:tcPr>
-            <w:tcW w:type="pct" w:w="22%"/>
-            <w:tcBorders>
-              <w:top w:val="single" w:color="999999" w:sz="4"/>
-              <w:left w:val="single" w:color="999999" w:sz="4"/>
-              <w:bottom w:val="single" w:color="999999" w:sz="4"/>
-              <w:right w:val="single" w:color="999999" w:sz="4"/>
-            </w:tcBorders>
-            <w:shd w:fill="E8E8E8" w:val="clear"/>
-          </w:tcPr>
-          <w:p>
-            <w:r>
-              <w:rPr>
-                <w:b w:val="0"/>
-              </w:rPr>
-              <w:t>OE</w:t>
-            </w:r>
-          </w:p>
-        </w:tc>
-        <w:tc>
-          <w:tcPr>
-            <w:tcW w:type="pct" w:w="22%"/>
-            <w:tcBorders>
-              <w:top w:val="single" w:color="999999" w:sz="4"/>
-              <w:left w:val="single" w:color="999999" w:sz="4"/>
-              <w:bottom w:val="single" w:color="999999" w:sz="4"/>
-              <w:right w:val="single" w:color="999999" w:sz="4"/>
-            </w:tcBorders>
-            <w:shd w:fill="E8E8E8" w:val="clear"/>
-          </w:tcPr>
-          <w:p>
-            <w:r>
-              <w:rPr>
-                <w:b w:val="0"/>
-              </w:rPr>
-              <w:t>objective element (a measurable part of a NABH standard)</w:t>
-            </w:r>
-          </w:p>
-        </w:tc>
-      </w:tr>
-      <w:tr>
-        <w:tc>
-          <w:tcPr>
-            <w:tcW w:type="pct" w:w="22%"/>
-            <w:tcBorders>
-              <w:top w:val="single" w:color="999999" w:sz="4"/>
-              <w:left w:val="single" w:color="999999" w:sz="4"/>
-              <w:bottom w:val="single" w:color="999999" w:sz="4"/>
-              <w:right w:val="single" w:color="999999" w:sz="4"/>
-            </w:tcBorders>
-            <w:shd w:fill="E8E8E8" w:val="clear"/>
-          </w:tcPr>
-          <w:p>
-            <w:r>
-              <w:rPr>
-                <w:b w:val="0"/>
-              </w:rPr>
-              <w:t>PRE</w:t>
-            </w:r>
-          </w:p>
-        </w:tc>
-        <w:tc>
-          <w:tcPr>
-            <w:tcW w:type="pct" w:w="22%"/>
-            <w:tcBorders>
-              <w:top w:val="single" w:color="999999" w:sz="4"/>
-              <w:left w:val="single" w:color="999999" w:sz="4"/>
-              <w:bottom w:val="single" w:color="999999" w:sz="4"/>
-              <w:right w:val="single" w:color="999999" w:sz="4"/>
-            </w:tcBorders>
-            <w:shd w:fill="E8E8E8" w:val="clear"/>
-          </w:tcPr>
-          <w:p>
-            <w:r>
-              <w:rPr>
-                <w:b w:val="0"/>
-              </w:rPr>
-              <w:t>Patient Rights and Education (NABH SHCO chapter 4)</w:t>
-            </w:r>
-          </w:p>
-        </w:tc>
-      </w:tr>
-      <w:tr>
-        <w:tc>
-          <w:tcPr>
-            <w:tcW w:type="pct" w:w="22%"/>
-            <w:tcBorders>
-              <w:top w:val="single" w:color="999999" w:sz="4"/>
-              <w:left w:val="single" w:color="999999" w:sz="4"/>
-              <w:bottom w:val="single" w:color="999999" w:sz="4"/>
-              <w:right w:val="single" w:color="999999" w:sz="4"/>
-            </w:tcBorders>
-            <w:shd w:fill="E8E8E8" w:val="clear"/>
-          </w:tcPr>
-          <w:p>
-            <w:r>
-              <w:rPr>
-                <w:b w:val="0"/>
-              </w:rPr>
-              <w:t>RCA</w:t>
-            </w:r>
-          </w:p>
-        </w:tc>
-        <w:tc>
-          <w:tcPr>
-            <w:tcW w:type="pct" w:w="22%"/>
-            <w:tcBorders>
-              <w:top w:val="single" w:color="999999" w:sz="4"/>
-              <w:left w:val="single" w:color="999999" w:sz="4"/>
-              <w:bottom w:val="single" w:color="999999" w:sz="4"/>
-              <w:right w:val="single" w:color="999999" w:sz="4"/>
-            </w:tcBorders>
-            <w:shd w:fill="E8E8E8" w:val="clear"/>
-          </w:tcPr>
-          <w:p>
-            <w:r>
-              <w:rPr>
-                <w:b w:val="0"/>
-              </w:rPr>
-              <w:t>root-cause analysis</w:t>
-            </w:r>
-          </w:p>
-        </w:tc>
-      </w:tr>
-      <w:tr>
-        <w:tc>
-          <w:tcPr>
-            <w:tcW w:type="pct" w:w="22%"/>
-            <w:tcBorders>
-              <w:top w:val="single" w:color="999999" w:sz="4"/>
-              <w:left w:val="single" w:color="999999" w:sz="4"/>
-              <w:bottom w:val="single" w:color="999999" w:sz="4"/>
-              <w:right w:val="single" w:color="999999" w:sz="4"/>
-            </w:tcBorders>
-            <w:shd w:fill="E8E8E8" w:val="clear"/>
-          </w:tcPr>
-          <w:p>
-            <w:r>
-              <w:rPr>
-                <w:b w:val="0"/>
-              </w:rPr>
-              <w:t>SHCO</w:t>
-            </w:r>
-          </w:p>
-        </w:tc>
-        <w:tc>
-          <w:tcPr>
-            <w:tcW w:type="pct" w:w="22%"/>
-            <w:tcBorders>
-              <w:top w:val="single" w:color="999999" w:sz="4"/>
-              <w:left w:val="single" w:color="999999" w:sz="4"/>
-              <w:bottom w:val="single" w:color="999999" w:sz="4"/>
-              <w:right w:val="single" w:color="999999" w:sz="4"/>
-            </w:tcBorders>
-            <w:shd w:fill="E8E8E8" w:val="clear"/>
-          </w:tcPr>
-          <w:p>
-            <w:r>
-              <w:rPr>
-                <w:b w:val="0"/>
-              </w:rPr>
-              <w:t>Standards for Small Healthcare Organisations</w:t>
-            </w:r>
-          </w:p>
-        </w:tc>
-      </w:tr>
-      <w:tr>
-        <w:tc>
-          <w:tcPr>
-            <w:tcW w:type="pct" w:w="22%"/>
-            <w:tcBorders>
-              <w:top w:val="single" w:color="999999" w:sz="4"/>
-              <w:left w:val="single" w:color="999999" w:sz="4"/>
-              <w:bottom w:val="single" w:color="999999" w:sz="4"/>
-              <w:right w:val="single" w:color="999999" w:sz="4"/>
-            </w:tcBorders>
-            <w:shd w:fill="E8E8E8" w:val="clear"/>
-          </w:tcPr>
-          <w:p>
-            <w:r>
-              <w:rPr>
-                <w:b w:val="0"/>
-              </w:rPr>
-              <w:t>WHO</w:t>
-            </w:r>
-          </w:p>
-        </w:tc>
-        <w:tc>
-          <w:tcPr>
-            <w:tcW w:type="pct" w:w="22%"/>
-            <w:tcBorders>
-              <w:top w:val="single" w:color="999999" w:sz="4"/>
-              <w:left w:val="single" w:color="999999" w:sz="4"/>
-              <w:bottom w:val="single" w:color="999999" w:sz="4"/>
-              <w:right w:val="single" w:color="999999" w:sz="4"/>
-            </w:tcBorders>
-            <w:shd w:fill="E8E8E8" w:val="clear"/>
-          </w:tcPr>
-          <w:p>
-            <w:r>
-              <w:rPr>
-                <w:b w:val="0"/>
-              </w:rPr>
-              <w:t>World Health Organization</w:t>
-            </w:r>
-          </w:p>
-        </w:tc>
-      </w:tr>
-    </w:tbl>
-    <w:p>
-      <w:pPr>
-        <w:spacing w:after="140"/>
-      </w:pPr>
-      <w:r>
-        <w:rPr>
-          <w:sz w:val="22"/>
-          <w:szCs w:val="22"/>
-        </w:rPr>
-        <w:t xml:space="preserve">Patient Rights Officer — the named lead who holds the documented set, display, awareness, promotion and violation-report mechanism</w:t>
-      </w:r>
-    </w:p>
-    <w:p>
-      <w:pPr>
-        <w:pStyle w:val="Heading1"/>
-        <w:spacing w:after="120" w:before="280"/>
-      </w:pPr>
-      <w:r>
-        <w:t>11. Traceability to NABH SHCO 3rd Edition PRE.1</w:t>
-      </w:r>
-    </w:p>
-    <w:p>
-      <w:pPr>
-        <w:spacing w:after="120"/>
-      </w:pPr>
-      <w:r>
-        <w:rPr>
-          <w:i/>
-          <w:iCs/>
-          <w:sz w:val="20"/>
-          <w:szCs w:val="20"/>
-        </w:rPr>
-        <w:t xml:space="preserve">This table is an index. It is not how the policy is organised.</w:t>
-      </w:r>
-    </w:p>
     <w:p>
       <w:pPr>
         <w:pStyle w:val="Heading1"/>

--- a/policies/build/masters/PRE.1_v2_master.docx
+++ b/policies/build/masters/PRE.1_v2_master.docx
@@ -967,7 +967,7 @@
           <w:sz w:val="22"/>
           <w:szCs w:val="22"/>
         </w:rPr>
-        <w:t xml:space="preserve">billing and front-desk staff who must not withhold cost information that is a patient right under PRE.2;</w:t>
+        <w:t>billing and front-desk staff who must not withhold cost information that is a patient right under the relevant policy;</w:t>
       </w:r>
     </w:p>
     <w:p>
@@ -1058,7 +1058,7 @@
           <w:sz w:val="22"/>
           <w:szCs w:val="22"/>
         </w:rPr>
-        <w:t xml:space="preserve">«Hospital Name» protects patient and family rights in the course of care — privacy, dignity, refusal, confidentiality, access to the treating doctor's name, and the other rights in the documented set held under PRE.2.</w:t>
+        <w:t>«Hospital Name» protects patient and family rights in the course of care — privacy, dignity, refusal, confidentiality, access to the treating doctor's name, and the other rights in the documented set held under the relevant policy.</w:t>
       </w:r>
     </w:p>
     <w:p>
@@ -1265,7 +1265,7 @@
           <w:sz w:val="22"/>
           <w:szCs w:val="22"/>
         </w:rPr>
-        <w:t xml:space="preserve">The documented set is held by the «Patient Rights Officer». It matches the current rights list owned by PRE.2. Responsibilities are what this hospital asks of the patient and family during care (for example to give accurate history, to keep agreed appointments, to treat staff without violence). The set is dated, version-controlled, and withdrawn from use when superseded.</w:t>
+        <w:t>The documented set is held by the «Patient Rights Officer». It matches the current rights list owned by the patient-and-family-rights policy. Responsibilities are what this hospital asks of the patient and family during care (for example to give accurate history, to keep agreed appointments, to treat staff without violence). The set is dated, version-controlled, and withdrawn from use when superseded.</w:t>
       </w:r>
     </w:p>
     <w:p>
@@ -1334,7 +1334,7 @@
           <w:sz w:val="22"/>
           <w:szCs w:val="22"/>
         </w:rPr>
-        <w:t xml:space="preserve">Promotion to staff happens at induction and «once a year» after that. Staff are shown the documented set, the violation-report route in section 5.4, and that PRE.2 lists what the rights include. Ward briefings refer to rights when consent, refusal, a complaint or a cost question is about to arise.</w:t>
+        <w:t>Promotion to staff happens at induction and «once a year» after that. Staff are shown the documented set, the violation-report route in section 5.4, and that the patient-and-family-rights policy lists what the rights include. Ward briefings refer to rights when consent, refusal, a complaint or a cost question is about to arise.</w:t>
       </w:r>
     </w:p>
     <w:p>
@@ -1358,7 +1358,7 @@
           <w:sz w:val="22"/>
           <w:szCs w:val="22"/>
         </w:rPr>
-        <w:t xml:space="preserve">This step does not rewrite PRE.3 consent method, PRE.5 cost explanation or PRE.6 complaint method. It requires those processes are spoken of as rights, not as favours.</w:t>
+        <w:t>This step does not rewrite the informed-consent method, the cost-explanation method or the complaint-handling method. It requires those processes are spoken of as rights, not as favours.</w:t>
       </w:r>
     </w:p>
     <w:p>
@@ -1391,7 +1391,7 @@
           <w:sz w:val="22"/>
           <w:szCs w:val="22"/>
         </w:rPr>
-        <w:t xml:space="preserve">Treating doctors and nurses protect rights at the bedside. The «Patient Rights Officer» holds a short written expectation of protection in each care setting — out-patient, emergency, ward and theatre reception — without reprinting the PRE.2 list.</w:t>
+        <w:t>Treating doctors and nurses protect rights at the bedside. The «Patient Rights Officer» holds a short written expectation of protection in each care setting — out-patient, emergency, ward and theatre reception — without reprinting the rights list.</w:t>
       </w:r>
     </w:p>
     <w:p>
@@ -1448,7 +1448,7 @@
           <w:sz w:val="22"/>
           <w:szCs w:val="22"/>
         </w:rPr>
-        <w:t xml:space="preserve">Each report is logged with date, reporter (name or "anonymous"), the right said to be violated, a short statement, and who received it. A complaint lodged under PRE.6 that alleges a rights violation also enters this violation log. PRE.6 owns redressal of the complaint as a complaint. This step owns that the same facts are available for leadership review in section 5.5.</w:t>
+        <w:t>Each report is logged with date, reporter (name or "anonymous"), the right said to be violated, a short statement, and who received it. A complaint lodged under the relevant policy that alleges a rights violation also enters this violation log. This step owns that the same facts are available for leadership review in section 5.5.</w:t>
       </w:r>
     </w:p>
     <w:p>
@@ -1505,7 +1505,7 @@
           <w:sz w:val="22"/>
           <w:szCs w:val="22"/>
         </w:rPr>
-        <w:t xml:space="preserve">A complaint that is not a rights violation stays with PRE.6. A rights violation that never became a patient complaint still comes to this review.</w:t>
+        <w:t>A complaint that is not a rights violation stays with the complaint-handling policy. A rights violation that never became a patient complaint still comes to this review.</w:t>
       </w:r>
     </w:p>
     <w:p>
@@ -1832,7 +1832,7 @@
           <w:sz w:val="22"/>
           <w:szCs w:val="22"/>
         </w:rPr>
-        <w:t xml:space="preserve">Does not withhold cost information that is a patient right under PRE.2; detailed tariff method stays with PRE.5.</w:t>
+        <w:t>Does not withhold cost information that is a patient right under the relevant policy; detailed tariff method stays with the cost-information policy.</w:t>
       </w:r>
     </w:p>
     <w:p>
@@ -2047,7 +2047,7 @@
           <w:sz w:val="22"/>
           <w:szCs w:val="22"/>
         </w:rPr>
-        <w:t xml:space="preserve">A current documented set that matches PRE.2.</w:t>
+        <w:t>A current documented set that matches the patient-and-family-rights policy.</w:t>
       </w:r>
     </w:p>
     <w:p>

--- a/policies/build/masters/PRE.1_v2_master.docx
+++ b/policies/build/masters/PRE.1_v2_master.docx
@@ -4539,8 +4539,23 @@
           <w:sz w:val="22"/>
           <w:szCs w:val="22"/>
         </w:rPr>
-        <w:t xml:space="preserve">National Accreditation Board for Hospitals and Healthcare Providers (NABH), Standards for Small Healthcare Organisations, 3rd Edition — Patient Rights and Education chapter, standard PRE.1 (this policy is written so those requirements are met in day-to-day work; it is not a commentary on the standard).</w:t>
-      </w:r>
+      </w:r>
+      <w:r>
+        <w:rPr>
+          <w:sz w:val="22"/>
+        </w:rPr>
+        <w:t xml:space="preserve">National Accreditation Board for Hospitals &amp; Healthcare Providers. (2022). Standards for small healthcare organisations (3rd ed.) — Patient Rights and Education chapter, standard PRE.1. (this policy is written so those requirements are met in day-to-day work; it is not a commentary on the standard). </w:t>
+      </w:r>
+      <w:hyperlink r:id="rId9">
+        <w:r>
+          <w:rPr>
+            <w:rStyle w:val="Hyperlink"/>
+            <w:sz w:val="22"/>
+            <w:szCs w:val="22"/>
+          </w:rPr>
+          <w:t>https://nabh.co/programmes/small-healthcare-organisation-shco-accreditation-programme/</w:t>
+        </w:r>
+      </w:hyperlink>
     </w:p>
     <w:p>
       <w:pPr>
